--- a/archive/2026-10-02/contracts/07-A_선수용_장기형_핵심설명서.docx
+++ b/archive/2026-10-02/contracts/07-A_선수용_장기형_핵심설명서.docx
@@ -116,7 +116,22 @@
           <w:rFonts w:ascii="Calibri" w:hAnsi="Calibri" w:eastAsia="Malgun Gothic"/>
           <w:b w:val="0"/>
         </w:rPr>
-        <w:t>이다. 회사는 예산과 목적을 미리 제시해 선수의 승인을 받고, 집행 내역과 증빙을 원장으로 공개한다. 다만 선수가 정당한 사유 없이 계약을 중도 해지하면, 아직 회수되지 않은 재투자금 중 남은 계약기간 비율만큼을 돌려주어야 한다.</w:t>
+        <w:t xml:space="preserve">이다. 회사는 예산과 목적을 미리 제시해 선수의 승인을 받고, 집행 내역과 증빙을 원장으로 공개한다. 다만 선수가 정당한 사유 없이 계약을 중도 해지하면, 아직 회수되지 않은 재투자금 중 </w:t>
+      </w:r>
+      <w:r>
+        <w:rPr>
+          <w:rFonts w:ascii="Calibri" w:hAnsi="Calibri" w:eastAsia="Malgun Gothic"/>
+          <w:b/>
+          <w:color w:val="0D5F5A"/>
+        </w:rPr>
+        <w:t>남은 계약기간 비율만큼</w:t>
+      </w:r>
+      <w:r>
+        <w:rPr>
+          <w:rFonts w:ascii="Calibri" w:hAnsi="Calibri" w:eastAsia="Malgun Gothic"/>
+          <w:b w:val="0"/>
+        </w:rPr>
+        <w:t>을 돌려주어야 한다.</w:t>
       </w:r>
     </w:p>
     <w:p>
@@ -347,7 +362,30 @@
           <w:rFonts w:ascii="Calibri" w:hAnsi="Calibri" w:eastAsia="Malgun Gothic"/>
           <w:b w:val="0"/>
         </w:rPr>
-        <w:t>선수 잘못이 아닌 부상·질병으로 계약을 종료하는 경우 위약벌은 없습니다. 미회수 투자금은 기존 콘텐츠·채널 수익에서 먼저 회수합니다.</w:t>
+        <w:t xml:space="preserve">선수 잘못이 아닌 부상·질병으로 계약을 종료하는 경우 </w:t>
+      </w:r>
+      <w:r>
+        <w:rPr>
+          <w:rFonts w:ascii="Calibri" w:hAnsi="Calibri" w:eastAsia="Malgun Gothic"/>
+          <w:b/>
+          <w:color w:val="0D5F5A"/>
+        </w:rPr>
+        <w:t>위약벌은 없습니다.</w:t>
+      </w:r>
+      <w:r>
+        <w:rPr>
+          <w:rFonts w:ascii="Calibri" w:hAnsi="Calibri" w:eastAsia="Malgun Gothic"/>
+          <w:b w:val="0"/>
+        </w:rPr>
+        <w:t xml:space="preserve"> </w:t>
+      </w:r>
+      <w:r>
+        <w:rPr>
+          <w:rFonts w:ascii="Calibri" w:hAnsi="Calibri" w:eastAsia="Malgun Gothic"/>
+          <w:b/>
+          <w:color w:val="0D5F5A"/>
+        </w:rPr>
+        <w:t>회수되지 않은 재투자금은 기존 콘텐츠·채널 수익에서만 회수하며, 선수에게 청구하거나 정산금에서 빼지 않습니다.</w:t>
       </w:r>
     </w:p>
     <w:p>
@@ -383,7 +421,37 @@
           <w:rFonts w:ascii="Calibri" w:hAnsi="Calibri" w:eastAsia="Malgun Gothic"/>
           <w:b w:val="0"/>
         </w:rPr>
-        <w:t>정당한 사유 없이 선수가 중도 해지하는 경우에만, 아직 회수되지 않은 재투자금 중 남은 계약기간 비율만큼을 돌려줍니다. 계약을 오래 지킬수록 반환액이 줄어들고, 회사 잘못으로 해지하는 경우에는 반환하지 않습니다. 예: 5년 계약에서 4년을 채우고 해지할 때 미회수 재투자금이 2,000만 원이면, 2,000만 원 × 남은 1년/전체 5년 = 400만 원을 돌려줍니다.</w:t>
+        <w:t xml:space="preserve">정당한 사유 없이 선수가 중도 해지하는 경우에만, 아직 회수되지 않은 재투자금 중 </w:t>
+      </w:r>
+      <w:r>
+        <w:rPr>
+          <w:rFonts w:ascii="Calibri" w:hAnsi="Calibri" w:eastAsia="Malgun Gothic"/>
+          <w:b/>
+          <w:color w:val="0D5F5A"/>
+        </w:rPr>
+        <w:t>남은 계약기간 비율만큼</w:t>
+      </w:r>
+      <w:r>
+        <w:rPr>
+          <w:rFonts w:ascii="Calibri" w:hAnsi="Calibri" w:eastAsia="Malgun Gothic"/>
+          <w:b w:val="0"/>
+        </w:rPr>
+        <w:t xml:space="preserve">을 돌려줍니다. 계약을 오래 지킬수록 반환액이 줄어들고, </w:t>
+      </w:r>
+      <w:r>
+        <w:rPr>
+          <w:rFonts w:ascii="Calibri" w:hAnsi="Calibri" w:eastAsia="Malgun Gothic"/>
+          <w:b/>
+          <w:color w:val="0D5F5A"/>
+        </w:rPr>
+        <w:t>회사 잘못으로 해지하거나 부상·질병으로 끝나는 경우에는 반환하지 않습니다.</w:t>
+      </w:r>
+      <w:r>
+        <w:rPr>
+          <w:rFonts w:ascii="Calibri" w:hAnsi="Calibri" w:eastAsia="Malgun Gothic"/>
+          <w:b w:val="0"/>
+        </w:rPr>
+        <w:t xml:space="preserve"> 예: 5년 계약에서 4년을 채우고 해지할 때 미회수 재투자금이 2,000만 원이면, 2,000만 원 × 남은 1년/전체 5년 = 400만 원을 돌려줍니다.</w:t>
       </w:r>
     </w:p>
     <w:sectPr>

--- a/archive/2026-10-02/contracts/07-A_선수용_장기형_핵심설명서.docx
+++ b/archive/2026-10-02/contracts/07-A_선수용_장기형_핵심설명서.docx
@@ -273,6 +273,28 @@
           <w:b w:val="0"/>
         </w:rPr>
         <w:t>직접비용을 공제한 순수익을 선수 50%, 회사 50%로 나눕니다.</w:t>
+      </w:r>
+      <w:r>
+        <w:rPr>
+          <w:rFonts w:ascii="Calibri" w:hAnsi="Calibri" w:eastAsia="Malgun Gothic"/>
+          <w:b w:val="0"/>
+        </w:rPr>
+        <w:t xml:space="preserve"> 다만 선수가 직접 받아 회사에 서면으로 알린 제안을 회사가 진행하면 </w:t>
+      </w:r>
+      <w:r>
+        <w:rPr>
+          <w:rFonts w:ascii="Calibri" w:hAnsi="Calibri" w:eastAsia="Malgun Gothic"/>
+          <w:b/>
+          <w:color w:val="0D5F5A"/>
+        </w:rPr>
+        <w:t>선수 70%, 회사 30%</w:t>
+      </w:r>
+      <w:r>
+        <w:rPr>
+          <w:rFonts w:ascii="Calibri" w:hAnsi="Calibri" w:eastAsia="Malgun Gothic"/>
+          <w:b w:val="0"/>
+        </w:rPr>
+        <w:t>로 나눕니다.</w:t>
       </w:r>
     </w:p>
     <w:p>

--- a/archive/2026-10-02/contracts/07-A_선수용_장기형_핵심설명서.docx
+++ b/archive/2026-10-02/contracts/07-A_선수용_장기형_핵심설명서.docx
@@ -279,7 +279,7 @@
           <w:rFonts w:ascii="Calibri" w:hAnsi="Calibri" w:eastAsia="Malgun Gothic"/>
           <w:b w:val="0"/>
         </w:rPr>
-        <w:t xml:space="preserve"> 다만 선수가 직접 받아 회사에 서면으로 알린 제안을 회사가 진행하면 </w:t>
+        <w:t xml:space="preserve"> 다만 선수가 본인 계정·연락처로 직접 받아 회사에 서면으로 알린 제안을 회사가 진행하면 </w:t>
       </w:r>
       <w:r>
         <w:rPr>
@@ -295,6 +295,13 @@
           <w:b w:val="0"/>
         </w:rPr>
         <w:t>로 나눕니다.</w:t>
+      </w:r>
+      <w:r>
+        <w:rPr>
+          <w:rFonts w:ascii="Calibri" w:hAnsi="Calibri" w:eastAsia="Malgun Gothic"/>
+          <w:b w:val="0"/>
+        </w:rPr>
+        <w:t xml:space="preserve"> AAC 계정·이메일·제안서로 들어온 제안은 선수를 지목했더라도 50:50입니다.</w:t>
       </w:r>
     </w:p>
     <w:p>

--- a/archive/2026-10-02/contracts/07-A_선수용_장기형_핵심설명서.docx
+++ b/archive/2026-10-02/contracts/07-A_선수용_장기형_핵심설명서.docx
@@ -399,7 +399,7 @@
           <w:b/>
           <w:color w:val="0D5F5A"/>
         </w:rPr>
-        <w:t>위약벌은 없습니다.</w:t>
+        <w:t>위약금은 없습니다.</w:t>
       </w:r>
       <w:r>
         <w:rPr>
@@ -481,6 +481,28 @@
           <w:b w:val="0"/>
         </w:rPr>
         <w:t xml:space="preserve"> 예: 5년 계약에서 4년을 채우고 해지할 때 미회수 재투자금이 2,000만 원이면, 2,000만 원 × 남은 1년/전체 5년 = 400만 원을 돌려줍니다.</w:t>
+      </w:r>
+      <w:r>
+        <w:rPr>
+          <w:rFonts w:ascii="Calibri" w:hAnsi="Calibri" w:eastAsia="Malgun Gothic"/>
+          <w:b w:val="0"/>
+        </w:rPr>
+        <w:t xml:space="preserve"> 손해배상 예정액(위약금)도 같은 원리로, </w:t>
+      </w:r>
+      <w:r>
+        <w:rPr>
+          <w:rFonts w:ascii="Calibri" w:hAnsi="Calibri" w:eastAsia="Malgun Gothic"/>
+          <w:b/>
+          <w:color w:val="0D5F5A"/>
+        </w:rPr>
+        <w:t>그동안의 배분대상 총매출의 15%에 남은 기간 비율을 곱한 금액만</w:t>
+      </w:r>
+      <w:r>
+        <w:rPr>
+          <w:rFonts w:ascii="Calibri" w:hAnsi="Calibri" w:eastAsia="Malgun Gothic"/>
+          <w:b w:val="0"/>
+        </w:rPr>
+        <w:t xml:space="preserve"> 냅니다. 같은 예에서 4년간 총매출이 1억 원이면 1억 원 × 15% × 1/5 = 300만 원입니다.</w:t>
       </w:r>
     </w:p>
     <w:sectPr>

--- a/archive/2026-10-02/contracts/07-A_선수용_장기형_핵심설명서.docx
+++ b/archive/2026-10-02/contracts/07-A_선수용_장기형_핵심설명서.docx
@@ -373,7 +373,22 @@
           <w:rFonts w:ascii="Calibri" w:hAnsi="Calibri" w:eastAsia="Malgun Gothic"/>
           <w:b w:val="0"/>
         </w:rPr>
-        <w:t>회사가 투자해서 개설·운영한 채널의 운영권은 회사에 있습니다. 선수는 계약 종료 후 정해진 이전대가를 내고 인수를 요청할 수 있습니다.</w:t>
+        <w:t>회사가 투자해서 새로 개설한 채널의 운영권은 회사에 있습니다. 선수는 계약 종료 후 정해진 이전대가를 내고 인수를 요청할 수 있습니다.</w:t>
+      </w:r>
+      <w:r>
+        <w:rPr>
+          <w:rFonts w:ascii="Calibri" w:hAnsi="Calibri" w:eastAsia="Malgun Gothic"/>
+          <w:b w:val="0"/>
+        </w:rPr>
+        <w:t xml:space="preserve"> </w:t>
+      </w:r>
+      <w:r>
+        <w:rPr>
+          <w:rFonts w:ascii="Calibri" w:hAnsi="Calibri" w:eastAsia="Malgun Gothic"/>
+          <w:b/>
+          <w:color w:val="0D5F5A"/>
+        </w:rPr>
+        <w:t>선수가 원래 갖고 있던 계정과 선수 명의 계정은 회사가 비용을 대도 선수 것입니다.</w:t>
       </w:r>
     </w:p>
     <w:p>

--- a/archive/2026-10-02/contracts/07-A_선수용_장기형_핵심설명서.docx
+++ b/archive/2026-10-02/contracts/07-A_선수용_장기형_핵심설명서.docx
@@ -321,6 +321,21 @@
         </w:rPr>
         <w:t>회사의 기본 배분금 중 80%는 선수의 프로필·영상·유튜브·홍보 등에 다시 투자합니다. 20%는 회사 운영 유보금입니다.</w:t>
       </w:r>
+      <w:r>
+        <w:rPr>
+          <w:rFonts w:ascii="Calibri" w:hAnsi="Calibri" w:eastAsia="Malgun Gothic"/>
+          <w:b w:val="0"/>
+        </w:rPr>
+        <w:t xml:space="preserve"> </w:t>
+      </w:r>
+      <w:r>
+        <w:rPr>
+          <w:rFonts w:ascii="Calibri" w:hAnsi="Calibri" w:eastAsia="Malgun Gothic"/>
+          <w:b/>
+          <w:color w:val="0D5F5A"/>
+        </w:rPr>
+        <w:t>쓰지 못한 금액은 다음 해로 넘어가고, 계약이 끝날 때 남은 금액의 50%는 선수에게 지급합니다.</w:t>
+      </w:r>
     </w:p>
     <w:p>
       <w:pPr>
@@ -488,7 +503,7 @@
           <w:b/>
           <w:color w:val="0D5F5A"/>
         </w:rPr>
-        <w:t>회사 잘못으로 해지하거나 부상·질병으로 끝나는 경우에는 반환하지 않습니다.</w:t>
+        <w:t>회사 잘못이나 대표자(장호준) 업무 중단으로 해지하거나 부상·질병으로 끝나는 경우에는 반환하지 않습니다.</w:t>
       </w:r>
       <w:r>
         <w:rPr>
